--- a/实验八/实验8-1 单个STDP神经元对重复时空脉冲模式的无监督检测.docx
+++ b/实验八/实验8-1 单个STDP神经元对重复时空脉冲模式的无监督检测.docx
@@ -10989,6 +10989,8 @@
       <w:pPr>
         <w:pStyle w:val="FirstParagraph"/>
       </w:pPr>
+      <w:bookmarkStart w:id="37" w:name="OLE_LINK4"/>
+      <w:bookmarkStart w:id="38" w:name="OLE_LINK5"/>
       <w:r>
         <w:rPr>
           <w:rFonts w:hint="eastAsia"/>
@@ -11108,6 +11110,8 @@
       <w:bookmarkEnd w:id="0"/>
       <w:bookmarkEnd w:id="34"/>
       <w:bookmarkEnd w:id="36"/>
+      <w:bookmarkEnd w:id="37"/>
+      <w:bookmarkEnd w:id="38"/>
     </w:p>
     <w:sectPr>
       <w:footnotePr>
